--- a/docs/NARRAX_END_TO_END_SETUP.docx
+++ b/docs/NARRAX_END_TO_END_SETUP.docx
@@ -1827,7 +1827,7 @@
                 <w:sz w:val="17"/>
                 <w:shd w:val="clear" w:color="auto" w:fill="F0F1F2"/>
               </w:rPr>
-              <w:t>/srv/narra</w:t>
+              <w:t>/srv/narrax</w:t>
             </w:r>
           </w:p>
         </w:tc>
@@ -2335,7 +2335,7 @@
     <w:p>
       <w:r>
         <w:rPr/>
-        <w:t xml:space="preserve">Technical paths, database names and service/project names still use </w:t>
+        <w:t>Visible branding is Narrax. Database names, Redis keys, npm workspace names (</w:t>
       </w:r>
       <w:r>
         <w:rPr>
@@ -2344,11 +2344,37 @@
           <w:sz w:val="18"/>
           <w:shd w:val="clear" w:color="auto" w:fill="F0F1F2"/>
         </w:rPr>
+        <w:t>@narra/*</w:t>
+      </w:r>
+      <w:r>
+        <w:rPr/>
+        <w:t>), environment variables (</w:t>
+      </w:r>
+      <w:r>
+        <w:rPr>
+          <w:rFonts w:ascii="Consolas" w:hAnsi="Consolas"/>
+          <w:color w:val="8A2B2B"/>
+          <w:sz w:val="18"/>
+          <w:shd w:val="clear" w:color="auto" w:fill="F0F1F2"/>
+        </w:rPr>
+        <w:t>NARRA_*</w:t>
+      </w:r>
+      <w:r>
+        <w:rPr/>
+        <w:t xml:space="preserve">) and Compose project names still use </w:t>
+      </w:r>
+      <w:r>
+        <w:rPr>
+          <w:rFonts w:ascii="Consolas" w:hAnsi="Consolas"/>
+          <w:color w:val="8A2B2B"/>
+          <w:sz w:val="18"/>
+          <w:shd w:val="clear" w:color="auto" w:fill="F0F1F2"/>
+        </w:rPr>
         <w:t>narra</w:t>
       </w:r>
       <w:r>
         <w:rPr/>
-        <w:t>. Do not rename them to match branding without a separate migration/deployment plan.</w:t>
+        <w:t>, because existing local data and tooling depend on them. Do not rename those to match branding without a separate migration plan.</w:t>
       </w:r>
     </w:p>
     <w:p>
@@ -8226,7 +8252,7 @@
                 <w:sz w:val="17"/>
                 <w:shd w:val="clear" w:color="auto" w:fill="F0F1F2"/>
               </w:rPr>
-              <w:t>/srv/narra</w:t>
+              <w:t>/srv/narrax</w:t>
             </w:r>
             <w:r>
               <w:rPr>
@@ -8478,7 +8504,7 @@
           <w:sz w:val="18"/>
           <w:shd w:val="clear" w:color="auto" w:fill="F0F1F2"/>
         </w:rPr>
-        <w:t>/srv/narra/.env</w:t>
+        <w:t>/srv/narrax/.env</w:t>
       </w:r>
       <w:r>
         <w:rPr/>
@@ -9514,7 +9540,7 @@
           <w:color w:val="21252A"/>
           <w:sz w:val="16"/>
         </w:rPr>
-        <w:t>sudo install -d -m 750 -o deploy -g deploy /srv/narra</w:t>
+        <w:t>sudo install -d -m 750 -o deploy -g deploy /srv/narrax</w:t>
         <w:br/>
       </w:r>
       <w:r>
@@ -9523,7 +9549,7 @@
           <w:color w:val="21252A"/>
           <w:sz w:val="16"/>
         </w:rPr>
-        <w:t>sudo install -d -m 750 -o deploy -g deploy /srv/narra/docker /srv/narra/.deploy</w:t>
+        <w:t>sudo install -d -m 750 -o deploy -g deploy /srv/narrax/docker /srv/narrax/.deploy</w:t>
       </w:r>
     </w:p>
     <w:p>
@@ -9996,7 +10022,7 @@
           <w:color w:val="21252A"/>
           <w:sz w:val="16"/>
         </w:rPr>
-        <w:t>/srv/narra/</w:t>
+        <w:t>/srv/narrax/</w:t>
         <w:br/>
       </w:r>
       <w:r>
@@ -10182,7 +10208,7 @@
           <w:sz w:val="18"/>
           <w:shd w:val="clear" w:color="auto" w:fill="F0F1F2"/>
         </w:rPr>
-        <w:t>/srv/narra</w:t>
+        <w:t>/srv/narrax</w:t>
       </w:r>
       <w:r>
         <w:rPr/>
@@ -10201,7 +10227,7 @@
           <w:color w:val="21252A"/>
           <w:sz w:val="16"/>
         </w:rPr>
-        <w:t>cd /srv/narra</w:t>
+        <w:t>cd /srv/narrax</w:t>
         <w:br/>
       </w:r>
       <w:r>
@@ -12187,7 +12213,7 @@
           <w:sz w:val="18"/>
           <w:shd w:val="clear" w:color="auto" w:fill="F0F1F2"/>
         </w:rPr>
-        <w:t>/srv/narra/.env.web</w:t>
+        <w:t>/srv/narrax/.env.web</w:t>
       </w:r>
       <w:r>
         <w:rPr/>
@@ -13365,7 +13391,7 @@
           <w:color w:val="21252A"/>
           <w:sz w:val="16"/>
         </w:rPr>
-        <w:t>cd /srv/narra</w:t>
+        <w:t>cd /srv/narrax</w:t>
         <w:br/>
       </w:r>
       <w:r>
@@ -13422,7 +13448,7 @@
           <w:color w:val="21252A"/>
           <w:sz w:val="16"/>
         </w:rPr>
-        <w:t>sudo install -d -m 700 -o deploy -g deploy /srv/narra-backups</w:t>
+        <w:t>sudo install -d -m 700 -o deploy -g deploy /srv/narrax-backups</w:t>
         <w:br/>
       </w:r>
       <w:r>
@@ -13431,7 +13457,7 @@
           <w:color w:val="21252A"/>
           <w:sz w:val="16"/>
         </w:rPr>
-        <w:t>cd /srv/narra</w:t>
+        <w:t>cd /srv/narrax</w:t>
         <w:br/>
       </w:r>
       <w:r>
@@ -13449,7 +13475,7 @@
           <w:color w:val="21252A"/>
           <w:sz w:val="16"/>
         </w:rPr>
-        <w:t>backup="/srv/narra-backups/narra-$(date -u +%Y%m%dT%H%M%SZ).dump"</w:t>
+        <w:t>backup="/srv/narrax-backups/narrax-$(date -u +%Y%m%dT%H%M%SZ).dump"</w:t>
         <w:br/>
       </w:r>
       <w:r>
@@ -13671,7 +13697,7 @@
           <w:color w:val="21252A"/>
           <w:sz w:val="16"/>
         </w:rPr>
-        <w:t>cd /srv/narra</w:t>
+        <w:t>cd /srv/narrax</w:t>
         <w:br/>
       </w:r>
       <w:r>
@@ -13864,7 +13890,7 @@
           <w:color w:val="21252A"/>
           <w:sz w:val="16"/>
         </w:rPr>
-        <w:t>cd /srv/narra</w:t>
+        <w:t>cd /srv/narrax</w:t>
         <w:br/>
       </w:r>
       <w:r>
@@ -14113,7 +14139,7 @@
           <w:color w:val="21252A"/>
           <w:sz w:val="16"/>
         </w:rPr>
-        <w:t>cd /srv/narra</w:t>
+        <w:t>cd /srv/narrax</w:t>
         <w:br/>
       </w:r>
       <w:r>
@@ -14281,7 +14307,7 @@
           <w:sz w:val="18"/>
           <w:shd w:val="clear" w:color="auto" w:fill="F0F1F2"/>
         </w:rPr>
-        <w:t>/srv/narra/.deploy/expire-entitlements.sh</w:t>
+        <w:t>/srv/narrax/.deploy/expire-entitlements.sh</w:t>
       </w:r>
       <w:r>
         <w:rPr/>
@@ -14318,7 +14344,7 @@
           <w:color w:val="21252A"/>
           <w:sz w:val="16"/>
         </w:rPr>
-        <w:t>cd /srv/narra</w:t>
+        <w:t>cd /srv/narrax</w:t>
         <w:br/>
       </w:r>
       <w:r>
@@ -14375,7 +14401,7 @@
           <w:color w:val="21252A"/>
           <w:sz w:val="16"/>
         </w:rPr>
-        <w:t>* * * * * /usr/bin/flock -n /srv/narra/.deploy/expiry.lock /bin/bash /srv/narra/.deploy/expire-entitlements.sh &gt;&gt; /srv/narra/.deploy/expiry.log 2&gt;&amp;1</w:t>
+        <w:t>* * * * * /usr/bin/flock -n /srv/narrax/.deploy/expiry.lock /bin/bash /srv/narrax/.deploy/expire-entitlements.sh &gt;&gt; /srv/narrax/.deploy/expiry.log 2&gt;&amp;1</w:t>
       </w:r>
     </w:p>
     <w:p>
@@ -18817,7 +18843,7 @@
           <w:color w:val="21252A"/>
           <w:sz w:val="16"/>
         </w:rPr>
-        <w:t>cd /srv/narra</w:t>
+        <w:t>cd /srv/narrax</w:t>
         <w:br/>
       </w:r>
       <w:r>
@@ -18937,7 +18963,7 @@
           <w:color w:val="21252A"/>
           <w:sz w:val="16"/>
         </w:rPr>
-        <w:t>cd /srv/narra</w:t>
+        <w:t>cd /srv/narrax</w:t>
         <w:br/>
       </w:r>
       <w:r>
